--- a/papers/class7_v3/AMO_C7_L1_PracticePaper3_v3.docx
+++ b/papers/class7_v3/AMO_C7_L1_PracticePaper3_v3.docx
@@ -2835,7 +2835,24 @@
                 <w:i w:val="0"/>
                 <w:sz w:val="22"/>
               </w:rPr>
-              <w:t>In the statement 7⁴ × 7ⁿ ÷ 7³ = 7⁶, the letter n stands for a missing whole number. What is n?</w:t>
+              <w:t xml:space="preserve">In the statement 7⁴ × 7</w:t>
+            </w:r>
+            <w:r>
+              <w:rPr>
+                <w:b w:val="0"/>
+                <w:sz w:val="22"/>
+                <w:i/>
+                <w:vertAlign w:val="superscript"/>
+              </w:rPr>
+              <w:t>n</w:t>
+            </w:r>
+            <w:r>
+              <w:rPr>
+                <w:b w:val="0"/>
+                <w:i w:val="0"/>
+                <w:sz w:val="22"/>
+              </w:rPr>
+              <w:t xml:space="preserve"> ÷ 7³ = 7⁶, the letter n stands for a missing whole number. What is n?</w:t>
             </w:r>
           </w:p>
           <w:tbl>
